--- a/blog/delivery-sop/The Delivery SOP That Lets a 3-Person Agency Run Like a 10-Person One.docx
+++ b/blog/delivery-sop/The Delivery SOP That Lets a 3-Person Agency Run Like a 10-Person One.docx
@@ -118,7 +118,7 @@
         <w:spacing w:after="300"/>
         <w:jc w:val="center"/>
       </w:pPr>
-      <w:hyperlink w:history="1" r:id="rIdqfzfvxuzzk1cti2vfkgmt">
+      <w:hyperlink w:history="1" r:id="rIdzfb3si367jyruaw6m6lcr">
         <w:r>
           <w:rPr>
             <w:rFonts w:ascii="Calibri" w:cs="Calibri" w:eastAsia="Calibri" w:hAnsi="Calibri"/>
@@ -601,7 +601,7 @@
         <w:spacing w:after="300"/>
         <w:jc w:val="center"/>
       </w:pPr>
-      <w:hyperlink w:history="1" r:id="rIdibfezteyk3wsvp4wvuec3">
+      <w:hyperlink w:history="1" r:id="rIdegxfu7xgqi6crbzqintq0">
         <w:r>
           <w:rPr>
             <w:rFonts w:ascii="Calibri" w:cs="Calibri" w:eastAsia="Calibri" w:hAnsi="Calibri"/>
@@ -658,7 +658,7 @@
         </w:rPr>
         <w:t xml:space="preserve">Capping without channelling fails because feedback scattered across email and voice notes can't be counted, so nobody knows which round they're in. Pricing without capping fails because there's no baseline. </w:t>
       </w:r>
-      <w:hyperlink w:history="1" r:id="rId8b_cifbofhu543_eu8-fy">
+      <w:hyperlink w:history="1" r:id="rIduj3dk4es7ccvnkrn9iw8b">
         <w:r>
           <w:rPr>
             <w:rFonts w:ascii="Calibri" w:cs="Calibri" w:eastAsia="Calibri" w:hAnsi="Calibri"/>
@@ -724,7 +724,7 @@
         </w:rPr>
         <w:t xml:space="preserve">Move the gates into the tool. </w:t>
       </w:r>
-      <w:hyperlink w:history="1" r:id="rIdrl1gjswfg1st2kl9opdxv">
+      <w:hyperlink w:history="1" r:id="rIdnwfrfopgxcclgx3zn3vjb">
         <w:r>
           <w:rPr>
             <w:rFonts w:ascii="Calibri" w:cs="Calibri" w:eastAsia="Calibri" w:hAnsi="Calibri"/>
@@ -745,7 +745,7 @@
         </w:rPr>
         <w:t xml:space="preserve"> puts project status into a workflow you can see on a board, and team roles mean stage three gets a real second pair of eyes because nobody approves their own build. The client portal gives round one a single channel attached to the page being discussed, so "the bit under the header" stops being a riddle. </w:t>
       </w:r>
-      <w:hyperlink w:history="1" r:id="rIdaknjiqbszbctwa1zmeke7">
+      <w:hyperlink w:history="1" r:id="rIdtju7mnet5guj8lj_vm0ov">
         <w:r>
           <w:rPr>
             <w:rFonts w:ascii="Calibri" w:cs="Calibri" w:eastAsia="Calibri" w:hAnsi="Calibri"/>
@@ -766,7 +766,7 @@
         </w:rPr>
         <w:t xml:space="preserve"> keep it all under your brand, and </w:t>
       </w:r>
-      <w:hyperlink w:history="1" r:id="rIdfmzvdoihyomhpn_buohz8">
+      <w:hyperlink w:history="1" r:id="rIdtf3fi9u5meoma2eksrpvi">
         <w:r>
           <w:rPr>
             <w:rFonts w:ascii="Calibri" w:cs="Calibri" w:eastAsia="Calibri" w:hAnsi="Calibri"/>
@@ -887,7 +887,7 @@
         <w:spacing w:after="300"/>
         <w:jc w:val="center"/>
       </w:pPr>
-      <w:hyperlink w:history="1" r:id="rIdv-hw43tjfmxersikl51o3">
+      <w:hyperlink w:history="1" r:id="rIdzgv7teh2vobl4t5del08f">
         <w:r>
           <w:rPr>
             <w:rFonts w:ascii="Calibri" w:cs="Calibri" w:eastAsia="Calibri" w:hAnsi="Calibri"/>
@@ -1112,7 +1112,7 @@
         </w:rPr>
         <w:t xml:space="preserve">Written by the Sitejet SEO and Content Team. We work with agencies building on Sitejet Studio, and this SOP is drawn from how small teams actually run delivery. Find us on </w:t>
       </w:r>
-      <w:hyperlink w:history="1" r:id="rIdeotz0dq_h5trq7bp98m2c">
+      <w:hyperlink w:history="1" r:id="rIdb4ieeyvgidvqsvsdtd93g">
         <w:r>
           <w:rPr>
             <w:rFonts w:ascii="Calibri" w:cs="Calibri" w:eastAsia="Calibri" w:hAnsi="Calibri"/>
